--- a/zht/docx/198.content.docx
+++ b/zht/docx/198.content.docx
@@ -468,18 +468,12 @@
           <w:lang w:val="zh_TW" w:bidi="zh_TW"/>
         </w:rPr>
       </w:r>
-      <w:hyperlink r:id="rId13">
-        <w:r>
-          <w:rPr>
-            <w:lang w:val="zh_TW" w:bidi="zh_TW"/>
-          </w:rPr>
-          <w:rPr>
-            <w:color w:val="0000EE"/>
-            <w:u w:val="single"/>
-          </w:rPr>
-          <w:t>路加福音10:27</w:t>
-        </w:r>
-      </w:hyperlink>
+      <w:r>
+        <w:rPr>
+          <w:lang w:val="zh_TW" w:bidi="zh_TW"/>
+        </w:rPr>
+        <w:t>路加福音10:27</w:t>
+      </w:r>
     </w:p>
     <w:p>
       <w:pPr>
@@ -492,18 +486,12 @@
           <w:lang w:val="zh_TW" w:bidi="zh_TW"/>
         </w:rPr>
       </w:r>
-      <w:hyperlink r:id="rId14">
-        <w:r>
-          <w:rPr>
-            <w:lang w:val="zh_TW" w:bidi="zh_TW"/>
-          </w:rPr>
-          <w:rPr>
-            <w:color w:val="0000EE"/>
-            <w:u w:val="single"/>
-          </w:rPr>
-          <w:t>馬可福音6:51–52</w:t>
-        </w:r>
-      </w:hyperlink>
+      <w:r>
+        <w:rPr>
+          <w:lang w:val="zh_TW" w:bidi="zh_TW"/>
+        </w:rPr>
+        <w:t>馬可福音6:51–52</w:t>
+      </w:r>
     </w:p>
     <w:p>
       <w:pPr>
@@ -516,18 +504,12 @@
           <w:lang w:val="zh_TW" w:bidi="zh_TW"/>
         </w:rPr>
       </w:r>
-      <w:hyperlink r:id="rId15">
-        <w:r>
-          <w:rPr>
-            <w:lang w:val="zh_TW" w:bidi="zh_TW"/>
-          </w:rPr>
-          <w:rPr>
-            <w:color w:val="0000EE"/>
-            <w:u w:val="single"/>
-          </w:rPr>
-          <w:t>馬太福音21:29</w:t>
-        </w:r>
-      </w:hyperlink>
+      <w:r>
+        <w:rPr>
+          <w:lang w:val="zh_TW" w:bidi="zh_TW"/>
+        </w:rPr>
+        <w:t>馬太福音21:29</w:t>
+      </w:r>
     </w:p>
     <w:p>
       <w:pPr>
@@ -540,18 +522,12 @@
           <w:lang w:val="zh_TW" w:bidi="zh_TW"/>
         </w:rPr>
       </w:r>
-      <w:hyperlink r:id="rId16">
-        <w:r>
-          <w:rPr>
-            <w:lang w:val="zh_TW" w:bidi="zh_TW"/>
-          </w:rPr>
-          <w:rPr>
-            <w:color w:val="0000EE"/>
-            <w:u w:val="single"/>
-          </w:rPr>
-          <w:t>馬太福音22:37</w:t>
-        </w:r>
-      </w:hyperlink>
+      <w:r>
+        <w:rPr>
+          <w:lang w:val="zh_TW" w:bidi="zh_TW"/>
+        </w:rPr>
+        <w:t>馬太福音22:37</w:t>
+      </w:r>
     </w:p>
     <w:p>
       <w:pPr>
@@ -564,18 +540,12 @@
           <w:lang w:val="zh_TW" w:bidi="zh_TW"/>
         </w:rPr>
       </w:r>
-      <w:hyperlink r:id="rId17">
-        <w:r>
-          <w:rPr>
-            <w:lang w:val="zh_TW" w:bidi="zh_TW"/>
-          </w:rPr>
-          <w:rPr>
-            <w:color w:val="0000EE"/>
-            <w:u w:val="single"/>
-          </w:rPr>
-          <w:t>雅各書4:8</w:t>
-        </w:r>
-      </w:hyperlink>
+      <w:r>
+        <w:rPr>
+          <w:lang w:val="zh_TW" w:bidi="zh_TW"/>
+        </w:rPr>
+        <w:t>雅各書4:8</w:t>
+      </w:r>
     </w:p>
     <w:p>
       <w:pPr>
@@ -776,18 +746,12 @@
           <w:lang w:val="zh_TW" w:bidi="zh_TW"/>
         </w:rPr>
       </w:r>
-      <w:hyperlink r:id="rId18">
-        <w:r>
-          <w:rPr>
-            <w:lang w:val="zh_TW" w:bidi="zh_TW"/>
-          </w:rPr>
-          <w:rPr>
-            <w:color w:val="0000EE"/>
-            <w:u w:val="single"/>
-          </w:rPr>
-          <w:t>以賽亞書62:5</w:t>
-        </w:r>
-      </w:hyperlink>
+      <w:r>
+        <w:rPr>
+          <w:lang w:val="zh_TW" w:bidi="zh_TW"/>
+        </w:rPr>
+        <w:t>以賽亞書62:5</w:t>
+      </w:r>
     </w:p>
     <w:p>
       <w:pPr>
@@ -800,18 +764,12 @@
           <w:lang w:val="zh_TW" w:bidi="zh_TW"/>
         </w:rPr>
       </w:r>
-      <w:hyperlink r:id="rId19">
-        <w:r>
-          <w:rPr>
-            <w:lang w:val="zh_TW" w:bidi="zh_TW"/>
-          </w:rPr>
-          <w:rPr>
-            <w:color w:val="0000EE"/>
-            <w:u w:val="single"/>
-          </w:rPr>
-          <w:t>約珥書2:15–16</w:t>
-        </w:r>
-      </w:hyperlink>
+      <w:r>
+        <w:rPr>
+          <w:lang w:val="zh_TW" w:bidi="zh_TW"/>
+        </w:rPr>
+        <w:t>約珥書2:15–16</w:t>
+      </w:r>
     </w:p>
     <w:p>
       <w:pPr>
@@ -824,18 +782,12 @@
           <w:lang w:val="zh_TW" w:bidi="zh_TW"/>
         </w:rPr>
       </w:r>
-      <w:hyperlink r:id="rId20">
-        <w:r>
-          <w:rPr>
-            <w:lang w:val="zh_TW" w:bidi="zh_TW"/>
-          </w:rPr>
-          <w:rPr>
-            <w:color w:val="0000EE"/>
-            <w:u w:val="single"/>
-          </w:rPr>
-          <w:t>約翰福音3:30</w:t>
-        </w:r>
-      </w:hyperlink>
+      <w:r>
+        <w:rPr>
+          <w:lang w:val="zh_TW" w:bidi="zh_TW"/>
+        </w:rPr>
+        <w:t>約翰福音3:30</w:t>
+      </w:r>
     </w:p>
     <w:p>
       <w:pPr>
@@ -848,18 +800,12 @@
           <w:lang w:val="zh_TW" w:bidi="zh_TW"/>
         </w:rPr>
       </w:r>
-      <w:hyperlink r:id="rId21">
-        <w:r>
-          <w:rPr>
-            <w:lang w:val="zh_TW" w:bidi="zh_TW"/>
-          </w:rPr>
-          <w:rPr>
-            <w:color w:val="0000EE"/>
-            <w:u w:val="single"/>
-          </w:rPr>
-          <w:t>路加福音5:35</w:t>
-        </w:r>
-      </w:hyperlink>
+      <w:r>
+        <w:rPr>
+          <w:lang w:val="zh_TW" w:bidi="zh_TW"/>
+        </w:rPr>
+        <w:t>路加福音5:35</w:t>
+      </w:r>
     </w:p>
     <w:p>
       <w:pPr>
@@ -872,18 +818,12 @@
           <w:lang w:val="zh_TW" w:bidi="zh_TW"/>
         </w:rPr>
       </w:r>
-      <w:hyperlink r:id="rId22">
-        <w:r>
-          <w:rPr>
-            <w:lang w:val="zh_TW" w:bidi="zh_TW"/>
-          </w:rPr>
-          <w:rPr>
-            <w:color w:val="0000EE"/>
-            <w:u w:val="single"/>
-          </w:rPr>
-          <w:t>馬可福音2:19</w:t>
-        </w:r>
-      </w:hyperlink>
+      <w:r>
+        <w:rPr>
+          <w:lang w:val="zh_TW" w:bidi="zh_TW"/>
+        </w:rPr>
+        <w:t>馬可福音2:19</w:t>
+      </w:r>
     </w:p>
     <w:p>
       <w:pPr>
@@ -896,18 +836,12 @@
           <w:lang w:val="zh_TW" w:bidi="zh_TW"/>
         </w:rPr>
       </w:r>
-      <w:hyperlink r:id="rId23">
-        <w:r>
-          <w:rPr>
-            <w:lang w:val="zh_TW" w:bidi="zh_TW"/>
-          </w:rPr>
-          <w:rPr>
-            <w:color w:val="0000EE"/>
-            <w:u w:val="single"/>
-          </w:rPr>
-          <w:t>馬可福音2:20</w:t>
-        </w:r>
-      </w:hyperlink>
+      <w:r>
+        <w:rPr>
+          <w:lang w:val="zh_TW" w:bidi="zh_TW"/>
+        </w:rPr>
+        <w:t>馬可福音2:20</w:t>
+      </w:r>
     </w:p>
     <w:p>
       <w:pPr>
@@ -920,18 +854,12 @@
           <w:lang w:val="zh_TW" w:bidi="zh_TW"/>
         </w:rPr>
       </w:r>
-      <w:hyperlink r:id="rId24">
-        <w:r>
-          <w:rPr>
-            <w:lang w:val="zh_TW" w:bidi="zh_TW"/>
-          </w:rPr>
-          <w:rPr>
-            <w:color w:val="0000EE"/>
-            <w:u w:val="single"/>
-          </w:rPr>
-          <w:t>馬太福音9:15</w:t>
-        </w:r>
-      </w:hyperlink>
+      <w:r>
+        <w:rPr>
+          <w:lang w:val="zh_TW" w:bidi="zh_TW"/>
+        </w:rPr>
+        <w:t>馬太福音9:15</w:t>
+      </w:r>
     </w:p>
     <w:p>
       <w:pPr>
@@ -1119,18 +1047,12 @@
           <w:lang w:val="zh_TW" w:bidi="zh_TW"/>
         </w:rPr>
       </w:r>
-      <w:hyperlink r:id="rId25">
-        <w:r>
-          <w:rPr>
-            <w:lang w:val="zh_TW" w:bidi="zh_TW"/>
-          </w:rPr>
-          <w:rPr>
-            <w:color w:val="0000EE"/>
-            <w:u w:val="single"/>
-          </w:rPr>
-          <w:t>出埃及記22:16</w:t>
-        </w:r>
-      </w:hyperlink>
+      <w:r>
+        <w:rPr>
+          <w:lang w:val="zh_TW" w:bidi="zh_TW"/>
+        </w:rPr>
+        <w:t>出埃及記22:16</w:t>
+      </w:r>
     </w:p>
     <w:p>
       <w:pPr>
@@ -1143,18 +1065,12 @@
           <w:lang w:val="zh_TW" w:bidi="zh_TW"/>
         </w:rPr>
       </w:r>
-      <w:hyperlink r:id="rId18">
-        <w:r>
-          <w:rPr>
-            <w:lang w:val="zh_TW" w:bidi="zh_TW"/>
-          </w:rPr>
-          <w:rPr>
-            <w:color w:val="0000EE"/>
-            <w:u w:val="single"/>
-          </w:rPr>
-          <w:t>以賽亞書62:5</w:t>
-        </w:r>
-      </w:hyperlink>
+      <w:r>
+        <w:rPr>
+          <w:lang w:val="zh_TW" w:bidi="zh_TW"/>
+        </w:rPr>
+        <w:t>以賽亞書62:5</w:t>
+      </w:r>
     </w:p>
     <w:p>
       <w:pPr>
@@ -1167,18 +1083,12 @@
           <w:lang w:val="zh_TW" w:bidi="zh_TW"/>
         </w:rPr>
       </w:r>
-      <w:hyperlink r:id="rId26">
-        <w:r>
-          <w:rPr>
-            <w:lang w:val="zh_TW" w:bidi="zh_TW"/>
-          </w:rPr>
-          <w:rPr>
-            <w:color w:val="0000EE"/>
-            <w:u w:val="single"/>
-          </w:rPr>
-          <w:t>約珥書2:16</w:t>
-        </w:r>
-      </w:hyperlink>
+      <w:r>
+        <w:rPr>
+          <w:lang w:val="zh_TW" w:bidi="zh_TW"/>
+        </w:rPr>
+        <w:t>約珥書2:16</w:t>
+      </w:r>
     </w:p>
     <w:p>
       <w:pPr>
@@ -1501,18 +1411,12 @@
           <w:lang w:val="zh_TW" w:bidi="zh_TW"/>
         </w:rPr>
       </w:r>
-      <w:hyperlink r:id="rId27">
-        <w:r>
-          <w:rPr>
-            <w:lang w:val="zh_TW" w:bidi="zh_TW"/>
-          </w:rPr>
-          <w:rPr>
-            <w:color w:val="0000EE"/>
-            <w:u w:val="single"/>
-          </w:rPr>
-          <w:t>歷代志上9:22–24</w:t>
-        </w:r>
-      </w:hyperlink>
+      <w:r>
+        <w:rPr>
+          <w:lang w:val="zh_TW" w:bidi="zh_TW"/>
+        </w:rPr>
+        <w:t>歷代志上9:22–24</w:t>
+      </w:r>
     </w:p>
     <w:p>
       <w:pPr>
@@ -1525,18 +1429,12 @@
           <w:lang w:val="zh_TW" w:bidi="zh_TW"/>
         </w:rPr>
       </w:r>
-      <w:hyperlink r:id="rId28">
-        <w:r>
-          <w:rPr>
-            <w:lang w:val="zh_TW" w:bidi="zh_TW"/>
-          </w:rPr>
-          <w:rPr>
-            <w:color w:val="0000EE"/>
-            <w:u w:val="single"/>
-          </w:rPr>
-          <w:t>提摩太前書4:9</w:t>
-        </w:r>
-      </w:hyperlink>
+      <w:r>
+        <w:rPr>
+          <w:lang w:val="zh_TW" w:bidi="zh_TW"/>
+        </w:rPr>
+        <w:t>提摩太前書4:9</w:t>
+      </w:r>
     </w:p>
     <w:p>
       <w:pPr>
@@ -1549,18 +1447,12 @@
           <w:lang w:val="zh_TW" w:bidi="zh_TW"/>
         </w:rPr>
       </w:r>
-      <w:hyperlink r:id="rId29">
-        <w:r>
-          <w:rPr>
-            <w:lang w:val="zh_TW" w:bidi="zh_TW"/>
-          </w:rPr>
-          <w:rPr>
-            <w:color w:val="0000EE"/>
-            <w:u w:val="single"/>
-          </w:rPr>
-          <w:t>何西阿書10:12–13</w:t>
-        </w:r>
-      </w:hyperlink>
+      <w:r>
+        <w:rPr>
+          <w:lang w:val="zh_TW" w:bidi="zh_TW"/>
+        </w:rPr>
+        <w:t>何西阿書10:12–13</w:t>
+      </w:r>
     </w:p>
     <w:p>
       <w:pPr>
@@ -1573,18 +1465,12 @@
           <w:lang w:val="zh_TW" w:bidi="zh_TW"/>
         </w:rPr>
       </w:r>
-      <w:hyperlink r:id="rId30">
-        <w:r>
-          <w:rPr>
-            <w:lang w:val="zh_TW" w:bidi="zh_TW"/>
-          </w:rPr>
-          <w:rPr>
-            <w:color w:val="0000EE"/>
-            <w:u w:val="single"/>
-          </w:rPr>
-          <w:t>以賽亞書31:1–2</w:t>
-        </w:r>
-      </w:hyperlink>
+      <w:r>
+        <w:rPr>
+          <w:lang w:val="zh_TW" w:bidi="zh_TW"/>
+        </w:rPr>
+        <w:t>以賽亞書31:1–2</w:t>
+      </w:r>
     </w:p>
     <w:p>
       <w:pPr>
@@ -1597,18 +1483,12 @@
           <w:lang w:val="zh_TW" w:bidi="zh_TW"/>
         </w:rPr>
       </w:r>
-      <w:hyperlink r:id="rId31">
-        <w:r>
-          <w:rPr>
-            <w:lang w:val="zh_TW" w:bidi="zh_TW"/>
-          </w:rPr>
-          <w:rPr>
-            <w:color w:val="0000EE"/>
-            <w:u w:val="single"/>
-          </w:rPr>
-          <w:t>尼希米記13:13</w:t>
-        </w:r>
-      </w:hyperlink>
+      <w:r>
+        <w:rPr>
+          <w:lang w:val="zh_TW" w:bidi="zh_TW"/>
+        </w:rPr>
+        <w:t>尼希米記13:13</w:t>
+      </w:r>
     </w:p>
     <w:p>
       <w:pPr>
@@ -1621,18 +1501,12 @@
           <w:lang w:val="zh_TW" w:bidi="zh_TW"/>
         </w:rPr>
       </w:r>
-      <w:hyperlink r:id="rId32">
-        <w:r>
-          <w:rPr>
-            <w:lang w:val="zh_TW" w:bidi="zh_TW"/>
-          </w:rPr>
-          <w:rPr>
-            <w:color w:val="0000EE"/>
-            <w:u w:val="single"/>
-          </w:rPr>
-          <w:t>詩篇31:5</w:t>
-        </w:r>
-      </w:hyperlink>
+      <w:r>
+        <w:rPr>
+          <w:lang w:val="zh_TW" w:bidi="zh_TW"/>
+        </w:rPr>
+        <w:t>詩篇31:5</w:t>
+      </w:r>
     </w:p>
     <w:p>
       <w:pPr>
@@ -1645,18 +1519,12 @@
           <w:lang w:val="zh_TW" w:bidi="zh_TW"/>
         </w:rPr>
       </w:r>
-      <w:hyperlink r:id="rId33">
-        <w:r>
-          <w:rPr>
-            <w:lang w:val="zh_TW" w:bidi="zh_TW"/>
-          </w:rPr>
-          <w:rPr>
-            <w:color w:val="0000EE"/>
-            <w:u w:val="single"/>
-          </w:rPr>
-          <w:t>提多書3:8</w:t>
-        </w:r>
-      </w:hyperlink>
+      <w:r>
+        <w:rPr>
+          <w:lang w:val="zh_TW" w:bidi="zh_TW"/>
+        </w:rPr>
+        <w:t>提多書3:8</w:t>
+      </w:r>
     </w:p>
     <w:p>
       <w:pPr>
@@ -2160,18 +2028,12 @@
           <w:lang w:val="zh_TW" w:bidi="zh_TW"/>
         </w:rPr>
       </w:r>
-      <w:hyperlink r:id="rId34">
-        <w:r>
-          <w:rPr>
-            <w:lang w:val="zh_TW" w:bidi="zh_TW"/>
-          </w:rPr>
-          <w:rPr>
-            <w:color w:val="0000EE"/>
-            <w:u w:val="single"/>
-          </w:rPr>
-          <w:t>提摩太後書4:7</w:t>
-        </w:r>
-      </w:hyperlink>
+      <w:r>
+        <w:rPr>
+          <w:lang w:val="zh_TW" w:bidi="zh_TW"/>
+        </w:rPr>
+        <w:t>提摩太後書4:7</w:t>
+      </w:r>
     </w:p>
     <w:p>
       <w:pPr>
@@ -2184,18 +2046,12 @@
           <w:lang w:val="zh_TW" w:bidi="zh_TW"/>
         </w:rPr>
       </w:r>
-      <w:hyperlink r:id="rId35">
-        <w:r>
-          <w:rPr>
-            <w:lang w:val="zh_TW" w:bidi="zh_TW"/>
-          </w:rPr>
-          <w:rPr>
-            <w:color w:val="0000EE"/>
-            <w:u w:val="single"/>
-          </w:rPr>
-          <w:t>使徒行傳6:7</w:t>
-        </w:r>
-      </w:hyperlink>
+      <w:r>
+        <w:rPr>
+          <w:lang w:val="zh_TW" w:bidi="zh_TW"/>
+        </w:rPr>
+        <w:t>使徒行傳6:7</w:t>
+      </w:r>
     </w:p>
     <w:p>
       <w:pPr>
@@ -2208,18 +2064,12 @@
           <w:lang w:val="zh_TW" w:bidi="zh_TW"/>
         </w:rPr>
       </w:r>
-      <w:hyperlink r:id="rId36">
-        <w:r>
-          <w:rPr>
-            <w:lang w:val="zh_TW" w:bidi="zh_TW"/>
-          </w:rPr>
-          <w:rPr>
-            <w:color w:val="0000EE"/>
-            <w:u w:val="single"/>
-          </w:rPr>
-          <w:t>加拉太書2:20–21</w:t>
-        </w:r>
-      </w:hyperlink>
+      <w:r>
+        <w:rPr>
+          <w:lang w:val="zh_TW" w:bidi="zh_TW"/>
+        </w:rPr>
+        <w:t>加拉太書2:20–21</w:t>
+      </w:r>
     </w:p>
     <w:p>
       <w:pPr>
@@ -2232,18 +2082,12 @@
           <w:lang w:val="zh_TW" w:bidi="zh_TW"/>
         </w:rPr>
       </w:r>
-      <w:hyperlink r:id="rId37">
-        <w:r>
-          <w:rPr>
-            <w:lang w:val="zh_TW" w:bidi="zh_TW"/>
-          </w:rPr>
-          <w:rPr>
-            <w:color w:val="0000EE"/>
-            <w:u w:val="single"/>
-          </w:rPr>
-          <w:t>雅各書2:20</w:t>
-        </w:r>
-      </w:hyperlink>
+      <w:r>
+        <w:rPr>
+          <w:lang w:val="zh_TW" w:bidi="zh_TW"/>
+        </w:rPr>
+        <w:t>雅各書2:20</w:t>
+      </w:r>
     </w:p>
     <w:p>
       <w:pPr>

--- a/zht/docx/198.content.docx
+++ b/zht/docx/198.content.docx
@@ -419,19 +419,7 @@
         <w:rPr>
           <w:lang w:val="zh_TW" w:bidi="zh_TW"/>
         </w:rPr>
-        <w:t>，</w:t>
-      </w:r>
-      <w:r>
-        <w:rPr>
-          <w:lang w:val="zh_TW" w:bidi="zh_TW"/>
-        </w:rPr>
-        <w:t>心</w:t>
-      </w:r>
-      <w:r>
-        <w:rPr>
-          <w:lang w:val="zh_TW" w:bidi="zh_TW"/>
-        </w:rPr>
-        <w:t>，</w:t>
+        <w:t>，心，</w:t>
       </w:r>
       <w:r>
         <w:rPr>
@@ -1338,55 +1326,31 @@
         <w:rPr>
           <w:lang w:val="zh_TW" w:bidi="zh_TW"/>
         </w:rPr>
+        <w:t>、信心、</w:t>
+      </w:r>
+      <w:r>
+        <w:rPr>
+          <w:lang w:val="zh_TW" w:bidi="zh_TW"/>
+        </w:rPr>
+        <w:t>信仰</w:t>
+      </w:r>
+      <w:r>
+        <w:rPr>
+          <w:lang w:val="zh_TW" w:bidi="zh_TW"/>
+        </w:rPr>
         <w:t>、</w:t>
       </w:r>
       <w:r>
         <w:rPr>
           <w:lang w:val="zh_TW" w:bidi="zh_TW"/>
         </w:rPr>
-        <w:t>信心</w:t>
-      </w:r>
-      <w:r>
-        <w:rPr>
-          <w:lang w:val="zh_TW" w:bidi="zh_TW"/>
-        </w:rPr>
-        <w:t>、</w:t>
-      </w:r>
-      <w:r>
-        <w:rPr>
-          <w:lang w:val="zh_TW" w:bidi="zh_TW"/>
-        </w:rPr>
-        <w:t>信仰</w:t>
-      </w:r>
-      <w:r>
-        <w:rPr>
-          <w:lang w:val="zh_TW" w:bidi="zh_TW"/>
-        </w:rPr>
-        <w:t>、</w:t>
-      </w:r>
-      <w:r>
-        <w:rPr>
-          <w:lang w:val="zh_TW" w:bidi="zh_TW"/>
-        </w:rPr>
         <w:t>忠誠</w:t>
       </w:r>
       <w:r>
         <w:rPr>
           <w:lang w:val="zh_TW" w:bidi="zh_TW"/>
         </w:rPr>
-        <w:t>、</w:t>
-      </w:r>
-      <w:r>
-        <w:rPr>
-          <w:lang w:val="zh_TW" w:bidi="zh_TW"/>
-        </w:rPr>
-        <w:t>真實</w:t>
-      </w:r>
-      <w:r>
-        <w:rPr>
-          <w:lang w:val="zh_TW" w:bidi="zh_TW"/>
-        </w:rPr>
-        <w:t>）</w:t>
+        <w:t>、真實）</w:t>
       </w:r>
     </w:p>
     <w:p>
